--- a/docs/enablement/word/Enablement-Selling-It-v2.0.docx
+++ b/docs/enablement/word/Enablement-Selling-It-v2.0.docx
@@ -699,7 +699,7 @@
           <w:sz w:val="21"/>
           <w:szCs w:val="21"/>
         </w:rPr>
-        <w:t xml:space="preserve">Tools made for known customers are blind in that window. They wait for an email address, a login or a purchase history, and by then the visit is over. So teams write rules to fill the gap: one rule for visitors from paid social, another for the spring campaign, another for a region. The rules go stale the week a campaign ends. They multiply, because every new idea needs one more. And they fight, because nothing decides which rule wins when two apply. A luxury retailer's own brief said of its rule-based personalization: "It works, but it caps out."</w:t>
+        <w:t xml:space="preserve">Tools made for known customers are blind in that window. They wait for an email address, a login or a purchase history, and by then the visit is over. So teams write rules to fill the gap: one rule for visitors from paid social, another for the spring campaign, another for a region. The rules go stale the week a campaign ends. They multiply, because every new idea needs one more. And they fight, because nothing decides which rule wins when two apply. One of our customers in luxury retail said of its rule-based personalization: "It works, but it caps out."</w:t>
       </w:r>
     </w:p>
     <w:p>
@@ -746,7 +746,7 @@
           <w:sz w:val="21"/>
           <w:szCs w:val="21"/>
         </w:rPr>
-        <w:t xml:space="preserve">Picture a personal stylist on the shop floor, one for every visitor. A good stylist reads the room before anyone speaks. They watch without interrogating. They rearrange the table as they learn what a person likes, and they pivot the moment attention moves. A luxury retailer's own brief asked for exactly this: "a site that feels like a stylist who remembers". One of our customers in luxury retail concluded that this capability did not exist off the shelf, and built it with us.</w:t>
+        <w:t xml:space="preserve">Picture a personal stylist on the shop floor, one for every visitor. A good stylist reads the room before anyone speaks. They watch without interrogating. They rearrange the table as they learn what a person likes, and they pivot the moment attention moves. The same customer asked for exactly this: "a site that feels like a stylist who remembers". It concluded that this capability did not exist off the shelf, and chose to build it with us.</w:t>
       </w:r>
     </w:p>
     <w:p>
@@ -1010,7 +1010,7 @@
         </w:rPr>
         <w:t xml:space="preserve"> A merchandiser loads a batch of new pieces that carry few tags. Opal proposes tags from the brand's own vocabulary, and a person approves, edits or rejects each one before anything reaches the site. The new pieces are ranked from the moment they go live, on their tags alone, with no history needed, and fresh pieces get a fair start. The same merchandiser asks Opal, in plain words, to create an audience, to explain why a hero did well with paid-social visitors, or to draft the next test. The engine calls no AI model to decide. Opal is where people ask and generative AI creates, and that is where credits apply. For shoppers, the brand can switch on optional AI add-ons with its credits: AI search that knows the visitor, a style concierge, and generated imagery of real products. Each is the brand's to use or not. The whole boundary is on the credits page, </w:t>
       </w:r>
-      <w:hyperlink w:history="1" r:id="rIdcwsnqmmgynjvq89k4ytqx">
+      <w:hyperlink w:history="1" r:id="rIdqq86gux4yfzlmtrswkr4t">
         <w:r>
           <w:rPr>
             <w:rFonts w:ascii="Calibri" w:cs="Calibri" w:eastAsia="Calibri" w:hAnsi="Calibri"/>
@@ -1019,7 +1019,7 @@
             <w:szCs w:val="21"/>
             <w:u w:val="single"/>
           </w:rPr>
-          <w:t xml:space="preserve">Where Opal and AI credits fit</w:t>
+          <w:t xml:space="preserve">Where Opal and AI Credits Fit, and Where They Never Do</w:t>
         </w:r>
       </w:hyperlink>
       <w:r>
@@ -1798,7 +1798,7 @@
         </w:rPr>
         <w:t xml:space="preserve">Nothing is personalized or recorded until the visitor makes a consent choice. The engine curates which content leads, never a price, a discount, financing or credit. For the full mechanism and the arithmetic, bring a solutions engineer, whose piece is </w:t>
       </w:r>
-      <w:hyperlink w:history="1" r:id="rIdo3uzuxf-thlnzxibqh-0l">
+      <w:hyperlink w:history="1" r:id="rIdk5kt0jkaeyu4gm1-h4dra">
         <w:r>
           <w:rPr>
             <w:rFonts w:ascii="Calibri" w:cs="Calibri" w:eastAsia="Calibri" w:hAnsi="Calibri"/>
@@ -3321,7 +3321,7 @@
           <w:sz w:val="21"/>
           <w:szCs w:val="21"/>
         </w:rPr>
-        <w:t xml:space="preserve">Optional: product lists from the commerce platform, to reorder for each visitor; the brand's own AI model key, for AI search and tagging; starting beliefs from its analysts; the past behavior of known customers; and Opal credits for Opal's work and the AI add-ons.</w:t>
+        <w:t xml:space="preserve">Optional: product lists from the commerce platform, to reorder for each visitor; a catalog-search service, for AI search; starting beliefs from its analysts; the past behavior of known customers; and Opal credits for Opal's work and the AI add-ons.</w:t>
       </w:r>
     </w:p>
     <w:p>
@@ -4539,9 +4539,9 @@
           <w:sz w:val="21"/>
           <w:szCs w:val="21"/>
         </w:rPr>
-        <w:t xml:space="preserve">Start a demo from where you are: the region on screen is the viewer's real one. The </w:t>
-      </w:r>
-      <w:hyperlink w:history="1" r:id="rId-ev-r8eqjtnbgyav4edyy">
+        <w:t xml:space="preserve">Start a demo from where you are: the region on screen is the viewer's real one. </w:t>
+      </w:r>
+      <w:hyperlink w:history="1" r:id="rIdhxcmbqmhtrihwlnpnwhin">
         <w:r>
           <w:rPr>
             <w:rFonts w:ascii="Calibri" w:cs="Calibri" w:eastAsia="Calibri" w:hAnsi="Calibri"/>
@@ -4550,7 +4550,7 @@
             <w:szCs w:val="21"/>
             <w:u w:val="single"/>
           </w:rPr>
-          <w:t xml:space="preserve">Demo map</w:t>
+          <w:t xml:space="preserve">Which demo shows which story</w:t>
         </w:r>
       </w:hyperlink>
       <w:r>
@@ -4694,7 +4694,7 @@
               </w:rPr>
               <w:t xml:space="preserve">Vantage, a carrier's online shop: </w:t>
             </w:r>
-            <w:hyperlink w:history="1" r:id="rIdo49mp0y7xrfogbbyrk1ni">
+            <w:hyperlink w:history="1" r:id="rIdtr4eje--p31hnfewi-3ku">
               <w:r>
                 <w:rPr>
                   <w:rFonts w:ascii="Calibri" w:cs="Calibri" w:eastAsia="Calibri" w:hAnsi="Calibri"/>
@@ -4786,7 +4786,7 @@
               </w:rPr>
               <w:t xml:space="preserve">Vantage's interactive explainer: </w:t>
             </w:r>
-            <w:hyperlink w:history="1" r:id="rIdcgidde8oeom9w5spqxsxu">
+            <w:hyperlink w:history="1" r:id="rIdjoay_umi4uym-2oqtikuk">
               <w:r>
                 <w:rPr>
                   <w:rFonts w:ascii="Calibri" w:cs="Calibri" w:eastAsia="Calibri" w:hAnsi="Calibri"/>
@@ -4878,7 +4878,7 @@
               </w:rPr>
               <w:t xml:space="preserve">Top Offers, on screen Lantern &amp; Lane, a retailer's promotions module: </w:t>
             </w:r>
-            <w:hyperlink w:history="1" r:id="rIdywr_pvarbspzqugruluim">
+            <w:hyperlink w:history="1" r:id="rIdvujn0znyree8yreq2zch9">
               <w:r>
                 <w:rPr>
                   <w:rFonts w:ascii="Calibri" w:cs="Calibri" w:eastAsia="Calibri" w:hAnsi="Calibri"/>
@@ -4970,7 +4970,7 @@
               </w:rPr>
               <w:t xml:space="preserve">Meridian, on screen Calder, one brand with two businesses: </w:t>
             </w:r>
-            <w:hyperlink w:history="1" r:id="rIdret2digwe-yfz9kssjj1w">
+            <w:hyperlink w:history="1" r:id="rIdl_s5awj3ggvmrci44ym7r">
               <w:r>
                 <w:rPr>
                   <w:rFonts w:ascii="Calibri" w:cs="Calibri" w:eastAsia="Calibri" w:hAnsi="Calibri"/>
@@ -5062,7 +5062,7 @@
               </w:rPr>
               <w:t xml:space="preserve">The Bright Hour, a live-shopping retailer: </w:t>
             </w:r>
-            <w:hyperlink w:history="1" r:id="rIdi35ehnbdvjnrekmotb9zi">
+            <w:hyperlink w:history="1" r:id="rId-kvncnaawoyrd2yyvrwu0">
               <w:r>
                 <w:rPr>
                   <w:rFonts w:ascii="Calibri" w:cs="Calibri" w:eastAsia="Calibri" w:hAnsi="Calibri"/>
@@ -5126,7 +5126,7 @@
               </w:rPr>
               <w:t xml:space="preserve">Its memories are compressed to seconds for the room; its Offer Desk is at </w:t>
             </w:r>
-            <w:hyperlink w:history="1" r:id="rIdf9kxuitxjq_d38cwwgujx">
+            <w:hyperlink w:history="1" r:id="rIdeduquw6rrteptbdwdfp6b">
               <w:r>
                 <w:rPr>
                   <w:rFonts w:ascii="Calibri" w:cs="Calibri" w:eastAsia="Calibri" w:hAnsi="Calibri"/>
@@ -5166,7 +5166,7 @@
               </w:rPr>
               <w:t xml:space="preserve">OH, a home-appliances store made for one prospect: </w:t>
             </w:r>
-            <w:hyperlink w:history="1" r:id="rIdurw1m3k_az94x-ymgqv1p">
+            <w:hyperlink w:history="1" r:id="rIdczt1_rjv8uh5ll6haqn44">
               <w:r>
                 <w:rPr>
                   <w:rFonts w:ascii="Calibri" w:cs="Calibri" w:eastAsia="Calibri" w:hAnsi="Calibri"/>
@@ -5258,7 +5258,7 @@
               </w:rPr>
               <w:t xml:space="preserve">The storefront: </w:t>
             </w:r>
-            <w:hyperlink w:history="1" r:id="rIdhe4x08llkttwy0zrg7tyz">
+            <w:hyperlink w:history="1" r:id="rIdhbcu2md7ipyllzcdgucwc">
               <w:r>
                 <w:rPr>
                   <w:rFonts w:ascii="Calibri" w:cs="Calibri" w:eastAsia="Calibri" w:hAnsi="Calibri"/>
